--- a/docs/vaani-overview.docx
+++ b/docs/vaani-overview.docx
@@ -5691,7 +5691,7 @@
           <w:b w:val="0"/>
           <w:i w:val="0"/>
         </w:rPr>
-        <w:t>Nothing past the login screen works without the access code; wrong guesses are rate-limited per address.</w:t>
+        <w:t>Everyone signs in with a user ID and password; there is no sign-up, and access is granted by invitation. Wrong guesses are rate-limited.</w:t>
       </w:r>
     </w:p>
     <w:p>
